--- a/docs/business/kernscale/gsa/output/Kernscale-GSA-Unternehmenskonzept-Arbeitsfassung.docx
+++ b/docs/business/kernscale/gsa/output/Kernscale-GSA-Unternehmenskonzept-Arbeitsfassung.docx
@@ -48,7 +48,7 @@
           <w:color w:val="1F4D78"/>
           <w:sz w:val="28"/>
         </w:rPr>
-        <w:t>Kernscale Media Intelligence Loop</w:t>
+        <w:t>Levial by Kernscale</w:t>
       </w:r>
     </w:p>
     <w:tbl>
@@ -839,6 +839,7 @@
     </w:p>
     <w:p>
       <w:pPr>
+        <w:keepLines/>
         <w:spacing w:before="80" w:after="160" w:line="240" w:lineRule="auto"/>
         <w:ind w:left="259" w:right="259"/>
         <w:jc w:val="left"/>
@@ -1235,6 +1236,7 @@
     </w:p>
     <w:p>
       <w:pPr>
+        <w:keepLines/>
         <w:spacing w:before="80" w:after="160" w:line="240" w:lineRule="auto"/>
         <w:ind w:left="259" w:right="259"/>
         <w:jc w:val="left"/>
@@ -1450,6 +1452,7 @@
     </w:p>
     <w:p>
       <w:pPr>
+        <w:keepLines/>
         <w:spacing w:before="80" w:after="160" w:line="240" w:lineRule="auto"/>
         <w:ind w:left="259" w:right="259"/>
         <w:jc w:val="left"/>
@@ -6601,6 +6604,7 @@
     </w:p>
     <w:p>
       <w:pPr>
+        <w:keepLines/>
         <w:spacing w:before="80" w:after="160" w:line="240" w:lineRule="auto"/>
         <w:ind w:left="259" w:right="259"/>
         <w:jc w:val="left"/>
@@ -7595,6 +7599,7 @@
     </w:p>
     <w:p>
       <w:pPr>
+        <w:keepLines/>
         <w:spacing w:before="80" w:after="160" w:line="240" w:lineRule="auto"/>
         <w:ind w:left="259" w:right="259"/>
         <w:jc w:val="left"/>
@@ -8402,6 +8407,7 @@
     </w:p>
     <w:p>
       <w:pPr>
+        <w:keepLines/>
         <w:spacing w:before="80" w:after="160" w:line="240" w:lineRule="auto"/>
         <w:ind w:left="259" w:right="259"/>
         <w:jc w:val="left"/>
@@ -8462,6 +8468,7 @@
     </w:p>
     <w:p>
       <w:pPr>
+        <w:keepLines/>
         <w:spacing w:before="80" w:after="160" w:line="240" w:lineRule="auto"/>
         <w:ind w:left="259" w:right="259"/>
         <w:jc w:val="left"/>
@@ -9330,9 +9337,9 @@
       <w:suff w:val="tab"/>
       <w:pPr>
         <w:tabs>
-          <w:tab w:val="num" w:pos="540"/>
+          <w:tab w:val="num" w:pos="720"/>
         </w:tabs>
-        <w:ind w:left="540" w:hanging="280"/>
+        <w:ind w:left="720" w:hanging="360"/>
         <w:spacing w:after="80" w:line="290" w:lineRule="auto"/>
       </w:pPr>
     </w:lvl>
@@ -9415,9 +9422,9 @@
       <w:suff w:val="tab"/>
       <w:pPr>
         <w:tabs>
-          <w:tab w:val="num" w:pos="540"/>
+          <w:tab w:val="num" w:pos="720"/>
         </w:tabs>
-        <w:ind w:left="540" w:hanging="280"/>
+        <w:ind w:left="720" w:hanging="360"/>
         <w:spacing w:after="80" w:line="290" w:lineRule="auto"/>
       </w:pPr>
     </w:lvl>
@@ -9456,9 +9463,9 @@
       <w:suff w:val="tab"/>
       <w:pPr>
         <w:tabs>
-          <w:tab w:val="num" w:pos="540"/>
+          <w:tab w:val="num" w:pos="720"/>
         </w:tabs>
-        <w:ind w:left="540" w:hanging="280"/>
+        <w:ind w:left="720" w:hanging="360"/>
         <w:spacing w:after="80" w:line="290" w:lineRule="auto"/>
       </w:pPr>
     </w:lvl>
@@ -9541,9 +9548,9 @@
       <w:suff w:val="tab"/>
       <w:pPr>
         <w:tabs>
-          <w:tab w:val="num" w:pos="540"/>
+          <w:tab w:val="num" w:pos="720"/>
         </w:tabs>
-        <w:ind w:left="540" w:hanging="280"/>
+        <w:ind w:left="720" w:hanging="360"/>
         <w:spacing w:after="80" w:line="290" w:lineRule="auto"/>
       </w:pPr>
     </w:lvl>
@@ -9648,9 +9655,9 @@
       <w:suff w:val="tab"/>
       <w:pPr>
         <w:tabs>
-          <w:tab w:val="num" w:pos="540"/>
+          <w:tab w:val="num" w:pos="720"/>
         </w:tabs>
-        <w:ind w:left="540" w:hanging="280"/>
+        <w:ind w:left="720" w:hanging="360"/>
         <w:spacing w:after="80" w:line="290" w:lineRule="auto"/>
       </w:pPr>
     </w:lvl>
